--- a/Collatio/4/1. Textos/2. Limpios/4-D.docx
+++ b/Collatio/4/1. Textos/2. Limpios/4-D.docx
@@ -1,17 +1,17 @@
 
 <file path=word/document.xml><?xml version="1.0" encoding="utf-8"?>
-<w:document xmlns:wpc="http://schemas.microsoft.com/office/word/2010/wordprocessingCanvas" xmlns:cx="http://schemas.microsoft.com/office/drawing/2014/chartex" xmlns:cx1="http://schemas.microsoft.com/office/drawing/2015/9/8/chartex" xmlns:cx2="http://schemas.microsoft.com/office/drawing/2015/10/21/chartex" xmlns:cx3="http://schemas.microsoft.com/office/drawing/2016/5/9/chartex" xmlns:cx4="http://schemas.microsoft.com/office/drawing/2016/5/10/chartex" xmlns:cx5="http://schemas.microsoft.com/office/drawing/2016/5/11/chartex" xmlns:cx6="http://schemas.microsoft.com/office/drawing/2016/5/12/chartex" xmlns:cx7="http://schemas.microsoft.com/office/drawing/2016/5/13/chartex" xmlns:cx8="http://schemas.microsoft.com/office/drawing/2016/5/14/chartex" xmlns:mc="http://schemas.openxmlformats.org/markup-compatibility/2006" xmlns:aink="http://schemas.microsoft.com/office/drawing/2016/ink" xmlns:am3d="http://schemas.microsoft.com/office/drawing/2017/model3d" xmlns:o="urn:schemas-microsoft-com:office:office" xmlns:oel="http://schemas.microsoft.com/office/2019/extlst" xmlns:r="http://schemas.openxmlformats.org/officeDocument/2006/relationships" xmlns:m="http://schemas.openxmlformats.org/officeDocument/2006/math" xmlns:v="urn:schemas-microsoft-com:vml" xmlns:wp14="http://schemas.microsoft.com/office/word/2010/wordprocessingDrawing" xmlns:wp="http://schemas.openxmlformats.org/drawingml/2006/wordprocessingDrawing" xmlns:w10="urn:schemas-microsoft-com:office:word" xmlns:w="http://schemas.openxmlformats.org/wordprocessingml/2006/main" xmlns:w14="http://schemas.microsoft.com/office/word/2010/wordml" xmlns:w15="http://schemas.microsoft.com/office/word/2012/wordml" xmlns:w16cex="http://schemas.microsoft.com/office/word/2018/wordml/cex" xmlns:w16cid="http://schemas.microsoft.com/office/word/2016/wordml/cid" xmlns:w16="http://schemas.microsoft.com/office/word/2018/wordml" xmlns:w16sdtdh="http://schemas.microsoft.com/office/word/2020/wordml/sdtdatahash" xmlns:w16se="http://schemas.microsoft.com/office/word/2015/wordml/symex" xmlns:wpg="http://schemas.microsoft.com/office/word/2010/wordprocessingGroup" xmlns:wpi="http://schemas.microsoft.com/office/word/2010/wordprocessingInk" xmlns:wne="http://schemas.microsoft.com/office/word/2006/wordml" xmlns:wps="http://schemas.microsoft.com/office/word/2010/wordprocessingShape" mc:Ignorable="w14 w15 w16se w16cid w16 w16cex w16sdtdh wp14">
+<w:document xmlns:wpc="http://schemas.microsoft.com/office/word/2010/wordprocessingCanvas" xmlns:cx="http://schemas.microsoft.com/office/drawing/2014/chartex" xmlns:cx1="http://schemas.microsoft.com/office/drawing/2015/9/8/chartex" xmlns:cx2="http://schemas.microsoft.com/office/drawing/2015/10/21/chartex" xmlns:cx3="http://schemas.microsoft.com/office/drawing/2016/5/9/chartex" xmlns:cx4="http://schemas.microsoft.com/office/drawing/2016/5/10/chartex" xmlns:cx5="http://schemas.microsoft.com/office/drawing/2016/5/11/chartex" xmlns:cx6="http://schemas.microsoft.com/office/drawing/2016/5/12/chartex" xmlns:cx7="http://schemas.microsoft.com/office/drawing/2016/5/13/chartex" xmlns:cx8="http://schemas.microsoft.com/office/drawing/2016/5/14/chartex" xmlns:mc="http://schemas.openxmlformats.org/markup-compatibility/2006" xmlns:aink="http://schemas.microsoft.com/office/drawing/2016/ink" xmlns:am3d="http://schemas.microsoft.com/office/drawing/2017/model3d" xmlns:o="urn:schemas-microsoft-com:office:office" xmlns:oel="http://schemas.microsoft.com/office/2019/extlst" xmlns:r="http://schemas.openxmlformats.org/officeDocument/2006/relationships" xmlns:m="http://schemas.openxmlformats.org/officeDocument/2006/math" xmlns:v="urn:schemas-microsoft-com:vml" xmlns:wp14="http://schemas.microsoft.com/office/word/2010/wordprocessingDrawing" xmlns:wp="http://schemas.openxmlformats.org/drawingml/2006/wordprocessingDrawing" xmlns:w10="urn:schemas-microsoft-com:office:word" xmlns:w="http://schemas.openxmlformats.org/wordprocessingml/2006/main" xmlns:w14="http://schemas.microsoft.com/office/word/2010/wordml" xmlns:w15="http://schemas.microsoft.com/office/word/2012/wordml" xmlns:w16cex="http://schemas.microsoft.com/office/word/2018/wordml/cex" xmlns:w16cid="http://schemas.microsoft.com/office/word/2016/wordml/cid" xmlns:w16="http://schemas.microsoft.com/office/word/2018/wordml" xmlns:w16du="http://schemas.microsoft.com/office/word/2023/wordml/word16du" xmlns:w16sdtdh="http://schemas.microsoft.com/office/word/2020/wordml/sdtdatahash" xmlns:w16sdtfl="http://schemas.microsoft.com/office/word/2024/wordml/sdtformatlock" xmlns:w16se="http://schemas.microsoft.com/office/word/2015/wordml/symex" xmlns:wpg="http://schemas.microsoft.com/office/word/2010/wordprocessingGroup" xmlns:wpi="http://schemas.microsoft.com/office/word/2010/wordprocessingInk" xmlns:wne="http://schemas.microsoft.com/office/word/2006/wordml" xmlns:wps="http://schemas.microsoft.com/office/word/2010/wordprocessingShape" mc:Ignorable="w14 w15 w16se w16cid w16 w16cex w16sdtdh w16sdtfl w16du wp14">
   <w:body>
     <w:p>
       <w:pPr>
         <w:rPr>
-          <w:rFonts w:ascii="Garamond" w:hAnsi="Garamond"/>
+          <w:rFonts w:ascii="Brill" w:hAnsi="Brill"/>
           <w:lang w:val="es-ES"/>
         </w:rPr>
       </w:pPr>
       <w:r>
         <w:rPr>
-          <w:rFonts w:ascii="Garamond" w:hAnsi="Garamond"/>
+          <w:rFonts w:ascii="Brill" w:hAnsi="Brill"/>
           <w:lang w:val="es-ES"/>
         </w:rPr>
         <w:t xml:space="preserve">Pregunto el </w:t>
@@ -19,7 +19,7 @@
       <w:proofErr w:type="spellStart"/>
       <w:r>
         <w:rPr>
-          <w:rFonts w:ascii="Garamond" w:hAnsi="Garamond"/>
+          <w:rFonts w:ascii="Brill" w:hAnsi="Brill"/>
           <w:lang w:val="es-ES"/>
         </w:rPr>
         <w:t>diciplo</w:t>
@@ -27,31 +27,15 @@
       <w:proofErr w:type="spellEnd"/>
       <w:r>
         <w:rPr>
-          <w:rFonts w:ascii="Garamond" w:hAnsi="Garamond"/>
-          <w:lang w:val="es-ES"/>
-        </w:rPr>
-        <w:t xml:space="preserve"> a su maestro e </w:t>
-      </w:r>
-      <w:proofErr w:type="spellStart"/>
-      <w:r>
-        <w:rPr>
-          <w:rFonts w:ascii="Garamond" w:hAnsi="Garamond"/>
-          <w:lang w:val="es-ES"/>
-        </w:rPr>
-        <w:t>dixo</w:t>
-      </w:r>
-      <w:proofErr w:type="spellEnd"/>
-      <w:r>
-        <w:rPr>
-          <w:rFonts w:ascii="Garamond" w:hAnsi="Garamond"/>
-          <w:lang w:val="es-ES"/>
-        </w:rPr>
-        <w:t xml:space="preserve"> maestro ruego te que me digas de nueve cielos que son en </w:t>
-      </w:r>
-      <w:proofErr w:type="spellStart"/>
-      <w:r>
-        <w:rPr>
-          <w:rFonts w:ascii="Garamond" w:hAnsi="Garamond"/>
+          <w:rFonts w:ascii="Brill" w:hAnsi="Brill"/>
+          <w:lang w:val="es-ES"/>
+        </w:rPr>
+        <w:t xml:space="preserve"> a su maestro e dixo maestro ruego te que me digas de nueve cielos que son en </w:t>
+      </w:r>
+      <w:proofErr w:type="spellStart"/>
+      <w:r>
+        <w:rPr>
+          <w:rFonts w:ascii="Brill" w:hAnsi="Brill"/>
           <w:lang w:val="es-ES"/>
         </w:rPr>
         <w:t>qual</w:t>
@@ -59,7 +43,7 @@
       <w:proofErr w:type="spellEnd"/>
       <w:r>
         <w:rPr>
-          <w:rFonts w:ascii="Garamond" w:hAnsi="Garamond"/>
+          <w:rFonts w:ascii="Brill" w:hAnsi="Brill"/>
           <w:lang w:val="es-ES"/>
         </w:rPr>
         <w:t xml:space="preserve"> d ellos esta dios </w:t>
@@ -67,7 +51,7 @@
       <w:proofErr w:type="spellStart"/>
       <w:r>
         <w:rPr>
-          <w:rFonts w:ascii="Garamond" w:hAnsi="Garamond"/>
+          <w:rFonts w:ascii="Brill" w:hAnsi="Brill"/>
           <w:lang w:val="es-ES"/>
         </w:rPr>
         <w:t>respondio</w:t>
@@ -75,31 +59,15 @@
       <w:proofErr w:type="spellEnd"/>
       <w:r>
         <w:rPr>
-          <w:rFonts w:ascii="Garamond" w:hAnsi="Garamond"/>
-          <w:lang w:val="es-ES"/>
-        </w:rPr>
-        <w:t xml:space="preserve"> el maestro e </w:t>
-      </w:r>
-      <w:proofErr w:type="spellStart"/>
-      <w:r>
-        <w:rPr>
-          <w:rFonts w:ascii="Garamond" w:hAnsi="Garamond"/>
-          <w:lang w:val="es-ES"/>
-        </w:rPr>
-        <w:t>dixo</w:t>
-      </w:r>
-      <w:proofErr w:type="spellEnd"/>
-      <w:r>
-        <w:rPr>
-          <w:rFonts w:ascii="Garamond" w:hAnsi="Garamond"/>
-          <w:lang w:val="es-ES"/>
-        </w:rPr>
-        <w:t xml:space="preserve"> esto te </w:t>
-      </w:r>
-      <w:proofErr w:type="spellStart"/>
-      <w:r>
-        <w:rPr>
-          <w:rFonts w:ascii="Garamond" w:hAnsi="Garamond"/>
+          <w:rFonts w:ascii="Brill" w:hAnsi="Brill"/>
+          <w:lang w:val="es-ES"/>
+        </w:rPr>
+        <w:t xml:space="preserve"> el maestro e dixo esto te </w:t>
+      </w:r>
+      <w:proofErr w:type="spellStart"/>
+      <w:r>
+        <w:rPr>
+          <w:rFonts w:ascii="Brill" w:hAnsi="Brill"/>
           <w:lang w:val="es-ES"/>
         </w:rPr>
         <w:t>dire</w:t>
@@ -107,7 +75,7 @@
       <w:proofErr w:type="spellEnd"/>
       <w:r>
         <w:rPr>
-          <w:rFonts w:ascii="Garamond" w:hAnsi="Garamond"/>
+          <w:rFonts w:ascii="Brill" w:hAnsi="Brill"/>
           <w:lang w:val="es-ES"/>
         </w:rPr>
         <w:t xml:space="preserve"> yo muy de buena mente sepas que dios </w:t>
@@ -115,7 +83,7 @@
       <w:proofErr w:type="spellStart"/>
       <w:r>
         <w:rPr>
-          <w:rFonts w:ascii="Garamond" w:hAnsi="Garamond"/>
+          <w:rFonts w:ascii="Brill" w:hAnsi="Brill"/>
           <w:lang w:val="es-ES"/>
         </w:rPr>
         <w:t>esta</w:t>
@@ -123,7 +91,7 @@
       <w:proofErr w:type="spellEnd"/>
       <w:r>
         <w:rPr>
-          <w:rFonts w:ascii="Garamond" w:hAnsi="Garamond"/>
+          <w:rFonts w:ascii="Brill" w:hAnsi="Brill"/>
           <w:lang w:val="es-ES"/>
         </w:rPr>
         <w:t xml:space="preserve"> en todo lugar e en cada uno de los nueve cielos esta otro si </w:t>
@@ -131,7 +99,7 @@
       <w:proofErr w:type="spellStart"/>
       <w:r>
         <w:rPr>
-          <w:rFonts w:ascii="Garamond" w:hAnsi="Garamond"/>
+          <w:rFonts w:ascii="Brill" w:hAnsi="Brill"/>
           <w:lang w:val="es-ES"/>
         </w:rPr>
         <w:t>esta</w:t>
@@ -139,7 +107,7 @@
       <w:proofErr w:type="spellEnd"/>
       <w:r>
         <w:rPr>
-          <w:rFonts w:ascii="Garamond" w:hAnsi="Garamond"/>
+          <w:rFonts w:ascii="Brill" w:hAnsi="Brill"/>
           <w:lang w:val="es-ES"/>
         </w:rPr>
         <w:t xml:space="preserve"> en el cielo e en la tierra e en el purgatorio e en el infierno e en la mar e en todo lugar esta dios ca en todo lugar que </w:t>
@@ -147,7 +115,7 @@
       <w:proofErr w:type="spellStart"/>
       <w:r>
         <w:rPr>
-          <w:rFonts w:ascii="Garamond" w:hAnsi="Garamond"/>
+          <w:rFonts w:ascii="Brill" w:hAnsi="Brill"/>
           <w:lang w:val="es-ES"/>
         </w:rPr>
         <w:t>estan</w:t>
@@ -155,7 +123,7 @@
       <w:proofErr w:type="spellEnd"/>
       <w:r>
         <w:rPr>
-          <w:rFonts w:ascii="Garamond" w:hAnsi="Garamond"/>
+          <w:rFonts w:ascii="Brill" w:hAnsi="Brill"/>
           <w:lang w:val="es-ES"/>
         </w:rPr>
         <w:t xml:space="preserve"> las criaturas e las obras </w:t>
@@ -163,7 +131,7 @@
       <w:proofErr w:type="spellStart"/>
       <w:r>
         <w:rPr>
-          <w:rFonts w:ascii="Garamond" w:hAnsi="Garamond"/>
+          <w:rFonts w:ascii="Brill" w:hAnsi="Brill"/>
           <w:lang w:val="es-ES"/>
         </w:rPr>
         <w:t>qu</w:t>
@@ -171,7 +139,7 @@
       <w:proofErr w:type="spellEnd"/>
       <w:r>
         <w:rPr>
-          <w:rFonts w:ascii="Garamond" w:hAnsi="Garamond"/>
+          <w:rFonts w:ascii="Brill" w:hAnsi="Brill"/>
           <w:lang w:val="es-ES"/>
         </w:rPr>
         <w:t xml:space="preserve"> el fizo en todas estas esta dios tan grande es la su grandeza e </w:t>
@@ -179,7 +147,7 @@
       <w:proofErr w:type="spellStart"/>
       <w:r>
         <w:rPr>
-          <w:rFonts w:ascii="Garamond" w:hAnsi="Garamond"/>
+          <w:rFonts w:ascii="Brill" w:hAnsi="Brill"/>
           <w:lang w:val="es-ES"/>
         </w:rPr>
         <w:t>el</w:t>
@@ -187,7 +155,7 @@
       <w:proofErr w:type="spellEnd"/>
       <w:r>
         <w:rPr>
-          <w:rFonts w:ascii="Garamond" w:hAnsi="Garamond"/>
+          <w:rFonts w:ascii="Brill" w:hAnsi="Brill"/>
           <w:lang w:val="es-ES"/>
         </w:rPr>
         <w:t xml:space="preserve"> su poder e </w:t>
@@ -195,7 +163,7 @@
       <w:proofErr w:type="spellStart"/>
       <w:r>
         <w:rPr>
-          <w:rFonts w:ascii="Garamond" w:hAnsi="Garamond"/>
+          <w:rFonts w:ascii="Brill" w:hAnsi="Brill"/>
           <w:lang w:val="es-ES"/>
         </w:rPr>
         <w:t>el</w:t>
@@ -203,23 +171,71 @@
       <w:proofErr w:type="spellEnd"/>
       <w:r>
         <w:rPr>
-          <w:rFonts w:ascii="Garamond" w:hAnsi="Garamond"/>
-          <w:lang w:val="es-ES"/>
-        </w:rPr>
-        <w:t xml:space="preserve"> su saber que a todo da recabdo e abondamiento ca bien </w:t>
-      </w:r>
-      <w:proofErr w:type="spellStart"/>
-      <w:r>
-        <w:rPr>
-          <w:rFonts w:ascii="Garamond" w:hAnsi="Garamond"/>
-          <w:lang w:val="es-ES"/>
-        </w:rPr>
-        <w:t>vees</w:t>
-      </w:r>
-      <w:proofErr w:type="spellEnd"/>
-      <w:r>
-        <w:rPr>
-          <w:rFonts w:ascii="Garamond" w:hAnsi="Garamond"/>
+          <w:rFonts w:ascii="Brill" w:hAnsi="Brill"/>
+          <w:lang w:val="es-ES"/>
+        </w:rPr>
+        <w:t xml:space="preserve"> su saber que a todo da recabdo e abondamiento ca bien vees </w:t>
+      </w:r>
+      <w:proofErr w:type="spellStart"/>
+      <w:r>
+        <w:rPr>
+          <w:rFonts w:ascii="Brill" w:hAnsi="Brill"/>
+          <w:lang w:val="es-ES"/>
+        </w:rPr>
+        <w:t>tu</w:t>
+      </w:r>
+      <w:proofErr w:type="spellEnd"/>
+      <w:r>
+        <w:rPr>
+          <w:rFonts w:ascii="Brill" w:hAnsi="Brill"/>
+          <w:lang w:val="es-ES"/>
+        </w:rPr>
+        <w:t xml:space="preserve"> que si </w:t>
+      </w:r>
+      <w:proofErr w:type="spellStart"/>
+      <w:r>
+        <w:rPr>
+          <w:rFonts w:ascii="Brill" w:hAnsi="Brill"/>
+          <w:lang w:val="es-ES"/>
+        </w:rPr>
+        <w:t>el</w:t>
+      </w:r>
+      <w:proofErr w:type="spellEnd"/>
+      <w:r>
+        <w:rPr>
+          <w:rFonts w:ascii="Brill" w:hAnsi="Brill"/>
+          <w:lang w:val="es-ES"/>
+        </w:rPr>
+        <w:t xml:space="preserve"> y non fuese e non estudiese en todo lugar el uno de los lugares seria abondado e el otro menguado </w:t>
+      </w:r>
+      <w:proofErr w:type="spellStart"/>
+      <w:r>
+        <w:rPr>
+          <w:rFonts w:ascii="Brill" w:hAnsi="Brill"/>
+          <w:lang w:val="es-ES"/>
+        </w:rPr>
+        <w:t>mas</w:t>
+      </w:r>
+      <w:proofErr w:type="spellEnd"/>
+      <w:r>
+        <w:rPr>
+          <w:rFonts w:ascii="Brill" w:hAnsi="Brill"/>
+          <w:lang w:val="es-ES"/>
+        </w:rPr>
+        <w:t xml:space="preserve"> por </w:t>
+      </w:r>
+      <w:proofErr w:type="spellStart"/>
+      <w:r>
+        <w:rPr>
+          <w:rFonts w:ascii="Brill" w:hAnsi="Brill"/>
+          <w:lang w:val="es-ES"/>
+        </w:rPr>
+        <w:t>qu</w:t>
+      </w:r>
+      <w:proofErr w:type="spellEnd"/>
+      <w:r>
+        <w:rPr>
+          <w:rFonts w:ascii="Brill" w:hAnsi="Brill"/>
           <w:lang w:val="es-ES"/>
         </w:rPr>
         <w:t xml:space="preserve"> </w:t>
@@ -227,23 +243,167 @@
       <w:proofErr w:type="spellStart"/>
       <w:r>
         <w:rPr>
-          <w:rFonts w:ascii="Garamond" w:hAnsi="Garamond"/>
-          <w:lang w:val="es-ES"/>
-        </w:rPr>
-        <w:t>tu</w:t>
-      </w:r>
-      <w:proofErr w:type="spellEnd"/>
-      <w:r>
-        <w:rPr>
-          <w:rFonts w:ascii="Garamond" w:hAnsi="Garamond"/>
-          <w:lang w:val="es-ES"/>
-        </w:rPr>
-        <w:t xml:space="preserve"> que si </w:t>
-      </w:r>
-      <w:proofErr w:type="spellStart"/>
-      <w:r>
-        <w:rPr>
-          <w:rFonts w:ascii="Garamond" w:hAnsi="Garamond"/>
+          <w:rFonts w:ascii="Brill" w:hAnsi="Brill"/>
+          <w:lang w:val="es-ES"/>
+        </w:rPr>
+        <w:t>esta</w:t>
+      </w:r>
+      <w:proofErr w:type="spellEnd"/>
+      <w:r>
+        <w:rPr>
+          <w:rFonts w:ascii="Brill" w:hAnsi="Brill"/>
+          <w:lang w:val="es-ES"/>
+        </w:rPr>
+        <w:t xml:space="preserve"> el en todos los lugares por eso an todos los lugares mantenimiento </w:t>
+      </w:r>
+      <w:proofErr w:type="spellStart"/>
+      <w:r>
+        <w:rPr>
+          <w:rFonts w:ascii="Brill" w:hAnsi="Brill"/>
+          <w:lang w:val="es-ES"/>
+        </w:rPr>
+        <w:t>mas</w:t>
+      </w:r>
+      <w:proofErr w:type="spellEnd"/>
+      <w:r>
+        <w:rPr>
+          <w:rFonts w:ascii="Brill" w:hAnsi="Brill"/>
+          <w:lang w:val="es-ES"/>
+        </w:rPr>
+        <w:t xml:space="preserve"> bien es verdat que los santos llaman la silla de dios al noveno cielo </w:t>
+      </w:r>
+      <w:proofErr w:type="spellStart"/>
+      <w:r>
+        <w:rPr>
+          <w:rFonts w:ascii="Brill" w:hAnsi="Brill"/>
+          <w:lang w:val="es-ES"/>
+        </w:rPr>
+        <w:t>por que</w:t>
+      </w:r>
+      <w:proofErr w:type="spellEnd"/>
+      <w:r>
+        <w:rPr>
+          <w:rFonts w:ascii="Brill" w:hAnsi="Brill"/>
+          <w:lang w:val="es-ES"/>
+        </w:rPr>
+        <w:t xml:space="preserve"> </w:t>
+      </w:r>
+      <w:proofErr w:type="spellStart"/>
+      <w:r>
+        <w:rPr>
+          <w:rFonts w:ascii="Brill" w:hAnsi="Brill"/>
+          <w:lang w:val="es-ES"/>
+        </w:rPr>
+        <w:t>alli</w:t>
+      </w:r>
+      <w:proofErr w:type="spellEnd"/>
+      <w:r>
+        <w:rPr>
+          <w:rFonts w:ascii="Brill" w:hAnsi="Brill"/>
+          <w:lang w:val="es-ES"/>
+        </w:rPr>
+        <w:t xml:space="preserve"> veen ellos la su gloria los bien aventurados </w:t>
+      </w:r>
+      <w:proofErr w:type="spellStart"/>
+      <w:r>
+        <w:rPr>
+          <w:rFonts w:ascii="Brill" w:hAnsi="Brill"/>
+          <w:lang w:val="es-ES"/>
+        </w:rPr>
+        <w:t>qu</w:t>
+      </w:r>
+      <w:proofErr w:type="spellEnd"/>
+      <w:r>
+        <w:rPr>
+          <w:rFonts w:ascii="Brill" w:hAnsi="Brill"/>
+          <w:lang w:val="es-ES"/>
+        </w:rPr>
+        <w:t xml:space="preserve"> </w:t>
+      </w:r>
+      <w:proofErr w:type="spellStart"/>
+      <w:r>
+        <w:rPr>
+          <w:rFonts w:ascii="Brill" w:hAnsi="Brill"/>
+          <w:lang w:val="es-ES"/>
+        </w:rPr>
+        <w:t>estan</w:t>
+      </w:r>
+      <w:proofErr w:type="spellEnd"/>
+      <w:r>
+        <w:rPr>
+          <w:rFonts w:ascii="Brill" w:hAnsi="Brill"/>
+          <w:lang w:val="es-ES"/>
+        </w:rPr>
+        <w:t xml:space="preserve"> </w:t>
+      </w:r>
+      <w:proofErr w:type="spellStart"/>
+      <w:r>
+        <w:rPr>
+          <w:rFonts w:ascii="Brill" w:hAnsi="Brill"/>
+          <w:lang w:val="es-ES"/>
+        </w:rPr>
+        <w:t>ant</w:t>
+      </w:r>
+      <w:proofErr w:type="spellEnd"/>
+      <w:r>
+        <w:rPr>
+          <w:rFonts w:ascii="Brill" w:hAnsi="Brill"/>
+          <w:lang w:val="es-ES"/>
+        </w:rPr>
+        <w:t xml:space="preserve"> el en la gloria de </w:t>
+      </w:r>
+      <w:proofErr w:type="spellStart"/>
+      <w:r>
+        <w:rPr>
+          <w:rFonts w:ascii="Brill" w:hAnsi="Brill"/>
+          <w:lang w:val="es-ES"/>
+        </w:rPr>
+        <w:t>paraiso</w:t>
+      </w:r>
+      <w:proofErr w:type="spellEnd"/>
+      <w:r>
+        <w:rPr>
+          <w:rFonts w:ascii="Brill" w:hAnsi="Brill"/>
+          <w:lang w:val="es-ES"/>
+        </w:rPr>
+        <w:t xml:space="preserve"> e como quier </w:t>
+      </w:r>
+      <w:proofErr w:type="spellStart"/>
+      <w:r>
+        <w:rPr>
+          <w:rFonts w:ascii="Brill" w:hAnsi="Brill"/>
+          <w:lang w:val="es-ES"/>
+        </w:rPr>
+        <w:t>qu</w:t>
+      </w:r>
+      <w:proofErr w:type="spellEnd"/>
+      <w:r>
+        <w:rPr>
+          <w:rFonts w:ascii="Brill" w:hAnsi="Brill"/>
+          <w:lang w:val="es-ES"/>
+        </w:rPr>
+        <w:t xml:space="preserve"> ellos </w:t>
+      </w:r>
+      <w:proofErr w:type="spellStart"/>
+      <w:r>
+        <w:rPr>
+          <w:rFonts w:ascii="Brill" w:hAnsi="Brill"/>
+          <w:lang w:val="es-ES"/>
+        </w:rPr>
+        <w:t>estan</w:t>
+      </w:r>
+      <w:proofErr w:type="spellEnd"/>
+      <w:r>
+        <w:rPr>
+          <w:rFonts w:ascii="Brill" w:hAnsi="Brill"/>
+          <w:lang w:val="es-ES"/>
+        </w:rPr>
+        <w:t xml:space="preserve"> veyendo la su gloria por eso non mengua a </w:t>
+      </w:r>
+      <w:proofErr w:type="spellStart"/>
+      <w:r>
+        <w:rPr>
+          <w:rFonts w:ascii="Brill" w:hAnsi="Brill"/>
           <w:lang w:val="es-ES"/>
         </w:rPr>
         <w:t>el</w:t>
@@ -251,303 +411,31 @@
       <w:proofErr w:type="spellEnd"/>
       <w:r>
         <w:rPr>
-          <w:rFonts w:ascii="Garamond" w:hAnsi="Garamond"/>
-          <w:lang w:val="es-ES"/>
-        </w:rPr>
-        <w:t xml:space="preserve"> y non fuese e non </w:t>
-      </w:r>
-      <w:proofErr w:type="spellStart"/>
-      <w:r>
-        <w:rPr>
-          <w:rFonts w:ascii="Garamond" w:hAnsi="Garamond"/>
-          <w:lang w:val="es-ES"/>
-        </w:rPr>
-        <w:t>estudiese</w:t>
-      </w:r>
-      <w:proofErr w:type="spellEnd"/>
-      <w:r>
-        <w:rPr>
-          <w:rFonts w:ascii="Garamond" w:hAnsi="Garamond"/>
-          <w:lang w:val="es-ES"/>
-        </w:rPr>
-        <w:t xml:space="preserve"> en todo lugar el uno de los lugares seria abondado e el otro menguado </w:t>
-      </w:r>
-      <w:proofErr w:type="spellStart"/>
-      <w:r>
-        <w:rPr>
-          <w:rFonts w:ascii="Garamond" w:hAnsi="Garamond"/>
-          <w:lang w:val="es-ES"/>
-        </w:rPr>
-        <w:t>mas</w:t>
-      </w:r>
-      <w:proofErr w:type="spellEnd"/>
-      <w:r>
-        <w:rPr>
-          <w:rFonts w:ascii="Garamond" w:hAnsi="Garamond"/>
-          <w:lang w:val="es-ES"/>
-        </w:rPr>
-        <w:t xml:space="preserve"> por </w:t>
-      </w:r>
-      <w:proofErr w:type="spellStart"/>
-      <w:r>
-        <w:rPr>
-          <w:rFonts w:ascii="Garamond" w:hAnsi="Garamond"/>
-          <w:lang w:val="es-ES"/>
-        </w:rPr>
-        <w:t>qu</w:t>
-      </w:r>
-      <w:proofErr w:type="spellEnd"/>
-      <w:r>
-        <w:rPr>
-          <w:rFonts w:ascii="Garamond" w:hAnsi="Garamond"/>
-          <w:lang w:val="es-ES"/>
-        </w:rPr>
-        <w:t xml:space="preserve"> </w:t>
-      </w:r>
-      <w:proofErr w:type="spellStart"/>
-      <w:r>
-        <w:rPr>
-          <w:rFonts w:ascii="Garamond" w:hAnsi="Garamond"/>
-          <w:lang w:val="es-ES"/>
-        </w:rPr>
-        <w:t>esta</w:t>
-      </w:r>
-      <w:proofErr w:type="spellEnd"/>
-      <w:r>
-        <w:rPr>
-          <w:rFonts w:ascii="Garamond" w:hAnsi="Garamond"/>
-          <w:lang w:val="es-ES"/>
-        </w:rPr>
-        <w:t xml:space="preserve"> el en todos los lugares por eso </w:t>
-      </w:r>
-      <w:proofErr w:type="spellStart"/>
-      <w:r>
-        <w:rPr>
-          <w:rFonts w:ascii="Garamond" w:hAnsi="Garamond"/>
-          <w:lang w:val="es-ES"/>
-        </w:rPr>
-        <w:t>an</w:t>
-      </w:r>
-      <w:proofErr w:type="spellEnd"/>
-      <w:r>
-        <w:rPr>
-          <w:rFonts w:ascii="Garamond" w:hAnsi="Garamond"/>
-          <w:lang w:val="es-ES"/>
-        </w:rPr>
-        <w:t xml:space="preserve"> todos los lugares mantenimiento </w:t>
-      </w:r>
-      <w:proofErr w:type="spellStart"/>
-      <w:r>
-        <w:rPr>
-          <w:rFonts w:ascii="Garamond" w:hAnsi="Garamond"/>
-          <w:lang w:val="es-ES"/>
-        </w:rPr>
-        <w:t>mas</w:t>
-      </w:r>
-      <w:proofErr w:type="spellEnd"/>
-      <w:r>
-        <w:rPr>
-          <w:rFonts w:ascii="Garamond" w:hAnsi="Garamond"/>
-          <w:lang w:val="es-ES"/>
-        </w:rPr>
-        <w:t xml:space="preserve"> bien es </w:t>
-      </w:r>
-      <w:proofErr w:type="spellStart"/>
-      <w:r>
-        <w:rPr>
-          <w:rFonts w:ascii="Garamond" w:hAnsi="Garamond"/>
-          <w:lang w:val="es-ES"/>
-        </w:rPr>
-        <w:t>verdat</w:t>
-      </w:r>
-      <w:proofErr w:type="spellEnd"/>
-      <w:r>
-        <w:rPr>
-          <w:rFonts w:ascii="Garamond" w:hAnsi="Garamond"/>
-          <w:lang w:val="es-ES"/>
-        </w:rPr>
-        <w:t xml:space="preserve"> que los santos llaman la silla de dios al noveno cielo </w:t>
-      </w:r>
-      <w:proofErr w:type="spellStart"/>
-      <w:r>
-        <w:rPr>
-          <w:rFonts w:ascii="Garamond" w:hAnsi="Garamond"/>
-          <w:lang w:val="es-ES"/>
-        </w:rPr>
-        <w:t>por que</w:t>
-      </w:r>
-      <w:proofErr w:type="spellEnd"/>
-      <w:r>
-        <w:rPr>
-          <w:rFonts w:ascii="Garamond" w:hAnsi="Garamond"/>
-          <w:lang w:val="es-ES"/>
-        </w:rPr>
-        <w:t xml:space="preserve"> </w:t>
-      </w:r>
-      <w:proofErr w:type="spellStart"/>
-      <w:r>
-        <w:rPr>
-          <w:rFonts w:ascii="Garamond" w:hAnsi="Garamond"/>
-          <w:lang w:val="es-ES"/>
-        </w:rPr>
-        <w:t>alli</w:t>
-      </w:r>
-      <w:proofErr w:type="spellEnd"/>
-      <w:r>
-        <w:rPr>
-          <w:rFonts w:ascii="Garamond" w:hAnsi="Garamond"/>
-          <w:lang w:val="es-ES"/>
-        </w:rPr>
-        <w:t xml:space="preserve"> </w:t>
-      </w:r>
-      <w:proofErr w:type="spellStart"/>
-      <w:r>
-        <w:rPr>
-          <w:rFonts w:ascii="Garamond" w:hAnsi="Garamond"/>
-          <w:lang w:val="es-ES"/>
-        </w:rPr>
-        <w:t>veen</w:t>
-      </w:r>
-      <w:proofErr w:type="spellEnd"/>
-      <w:r>
-        <w:rPr>
-          <w:rFonts w:ascii="Garamond" w:hAnsi="Garamond"/>
-          <w:lang w:val="es-ES"/>
-        </w:rPr>
-        <w:t xml:space="preserve"> ellos la su gloria los bien aventurados </w:t>
-      </w:r>
-      <w:proofErr w:type="spellStart"/>
-      <w:r>
-        <w:rPr>
-          <w:rFonts w:ascii="Garamond" w:hAnsi="Garamond"/>
-          <w:lang w:val="es-ES"/>
-        </w:rPr>
-        <w:t>qu</w:t>
-      </w:r>
-      <w:proofErr w:type="spellEnd"/>
-      <w:r>
-        <w:rPr>
-          <w:rFonts w:ascii="Garamond" w:hAnsi="Garamond"/>
-          <w:lang w:val="es-ES"/>
-        </w:rPr>
-        <w:t xml:space="preserve"> </w:t>
-      </w:r>
-      <w:proofErr w:type="spellStart"/>
-      <w:r>
-        <w:rPr>
-          <w:rFonts w:ascii="Garamond" w:hAnsi="Garamond"/>
-          <w:lang w:val="es-ES"/>
-        </w:rPr>
-        <w:t>estan</w:t>
-      </w:r>
-      <w:proofErr w:type="spellEnd"/>
-      <w:r>
-        <w:rPr>
-          <w:rFonts w:ascii="Garamond" w:hAnsi="Garamond"/>
-          <w:lang w:val="es-ES"/>
-        </w:rPr>
-        <w:t xml:space="preserve"> </w:t>
-      </w:r>
-      <w:proofErr w:type="spellStart"/>
-      <w:r>
-        <w:rPr>
-          <w:rFonts w:ascii="Garamond" w:hAnsi="Garamond"/>
-          <w:lang w:val="es-ES"/>
-        </w:rPr>
-        <w:t>ant</w:t>
-      </w:r>
-      <w:proofErr w:type="spellEnd"/>
-      <w:r>
-        <w:rPr>
-          <w:rFonts w:ascii="Garamond" w:hAnsi="Garamond"/>
-          <w:lang w:val="es-ES"/>
-        </w:rPr>
-        <w:t xml:space="preserve"> el en la gloria de </w:t>
-      </w:r>
-      <w:proofErr w:type="spellStart"/>
-      <w:r>
-        <w:rPr>
-          <w:rFonts w:ascii="Garamond" w:hAnsi="Garamond"/>
-          <w:lang w:val="es-ES"/>
-        </w:rPr>
-        <w:t>paraiso</w:t>
-      </w:r>
-      <w:proofErr w:type="spellEnd"/>
-      <w:r>
-        <w:rPr>
-          <w:rFonts w:ascii="Garamond" w:hAnsi="Garamond"/>
-          <w:lang w:val="es-ES"/>
-        </w:rPr>
-        <w:t xml:space="preserve"> e como </w:t>
-      </w:r>
-      <w:proofErr w:type="spellStart"/>
-      <w:r>
-        <w:rPr>
-          <w:rFonts w:ascii="Garamond" w:hAnsi="Garamond"/>
-          <w:lang w:val="es-ES"/>
-        </w:rPr>
-        <w:t>quier</w:t>
-      </w:r>
-      <w:proofErr w:type="spellEnd"/>
-      <w:r>
-        <w:rPr>
-          <w:rFonts w:ascii="Garamond" w:hAnsi="Garamond"/>
-          <w:lang w:val="es-ES"/>
-        </w:rPr>
-        <w:t xml:space="preserve"> </w:t>
-      </w:r>
-      <w:proofErr w:type="spellStart"/>
-      <w:r>
-        <w:rPr>
-          <w:rFonts w:ascii="Garamond" w:hAnsi="Garamond"/>
-          <w:lang w:val="es-ES"/>
-        </w:rPr>
-        <w:t>qu</w:t>
-      </w:r>
-      <w:proofErr w:type="spellEnd"/>
-      <w:r>
-        <w:rPr>
-          <w:rFonts w:ascii="Garamond" w:hAnsi="Garamond"/>
-          <w:lang w:val="es-ES"/>
-        </w:rPr>
-        <w:t xml:space="preserve"> ellos </w:t>
-      </w:r>
-      <w:proofErr w:type="spellStart"/>
-      <w:r>
-        <w:rPr>
-          <w:rFonts w:ascii="Garamond" w:hAnsi="Garamond"/>
-          <w:lang w:val="es-ES"/>
-        </w:rPr>
-        <w:t>estan</w:t>
-      </w:r>
-      <w:proofErr w:type="spellEnd"/>
-      <w:r>
-        <w:rPr>
-          <w:rFonts w:ascii="Garamond" w:hAnsi="Garamond"/>
-          <w:lang w:val="es-ES"/>
-        </w:rPr>
-        <w:t xml:space="preserve"> </w:t>
-      </w:r>
-      <w:proofErr w:type="spellStart"/>
-      <w:r>
-        <w:rPr>
-          <w:rFonts w:ascii="Garamond" w:hAnsi="Garamond"/>
-          <w:lang w:val="es-ES"/>
-        </w:rPr>
-        <w:t>veyendo</w:t>
-      </w:r>
-      <w:proofErr w:type="spellEnd"/>
-      <w:r>
-        <w:rPr>
-          <w:rFonts w:ascii="Garamond" w:hAnsi="Garamond"/>
-          <w:lang w:val="es-ES"/>
-        </w:rPr>
-        <w:t xml:space="preserve"> la su gloria por eso non mengua a </w:t>
-      </w:r>
-      <w:proofErr w:type="spellStart"/>
-      <w:r>
-        <w:rPr>
-          <w:rFonts w:ascii="Garamond" w:hAnsi="Garamond"/>
+          <w:rFonts w:ascii="Brill" w:hAnsi="Brill"/>
+          <w:lang w:val="es-ES"/>
+        </w:rPr>
+        <w:t xml:space="preserve"> ninguna cosa ca a todo da el recabdo tan grande e tan </w:t>
+      </w:r>
+      <w:proofErr w:type="spellStart"/>
+      <w:r>
+        <w:rPr>
+          <w:rFonts w:ascii="Brill" w:hAnsi="Brill"/>
+          <w:lang w:val="es-ES"/>
+        </w:rPr>
+        <w:t>conplido</w:t>
+      </w:r>
+      <w:proofErr w:type="spellEnd"/>
+      <w:r>
+        <w:rPr>
+          <w:rFonts w:ascii="Brill" w:hAnsi="Brill"/>
+          <w:lang w:val="es-ES"/>
+        </w:rPr>
+        <w:t xml:space="preserve"> es el su poder e </w:t>
+      </w:r>
+      <w:proofErr w:type="spellStart"/>
+      <w:r>
+        <w:rPr>
+          <w:rFonts w:ascii="Brill" w:hAnsi="Brill"/>
           <w:lang w:val="es-ES"/>
         </w:rPr>
         <w:t>el</w:t>
@@ -555,31 +443,15 @@
       <w:proofErr w:type="spellEnd"/>
       <w:r>
         <w:rPr>
-          <w:rFonts w:ascii="Garamond" w:hAnsi="Garamond"/>
-          <w:lang w:val="es-ES"/>
-        </w:rPr>
-        <w:t xml:space="preserve"> ninguna cosa ca a todo da el recabdo tan grande e tan </w:t>
-      </w:r>
-      <w:proofErr w:type="spellStart"/>
-      <w:r>
-        <w:rPr>
-          <w:rFonts w:ascii="Garamond" w:hAnsi="Garamond"/>
-          <w:lang w:val="es-ES"/>
-        </w:rPr>
-        <w:t>conplido</w:t>
-      </w:r>
-      <w:proofErr w:type="spellEnd"/>
-      <w:r>
-        <w:rPr>
-          <w:rFonts w:ascii="Garamond" w:hAnsi="Garamond"/>
-          <w:lang w:val="es-ES"/>
-        </w:rPr>
-        <w:t xml:space="preserve"> es el su poder e </w:t>
-      </w:r>
-      <w:proofErr w:type="spellStart"/>
-      <w:r>
-        <w:rPr>
-          <w:rFonts w:ascii="Garamond" w:hAnsi="Garamond"/>
+          <w:rFonts w:ascii="Brill" w:hAnsi="Brill"/>
+          <w:lang w:val="es-ES"/>
+        </w:rPr>
+        <w:t xml:space="preserve"> su saber e </w:t>
+      </w:r>
+      <w:proofErr w:type="spellStart"/>
+      <w:r>
+        <w:rPr>
+          <w:rFonts w:ascii="Brill" w:hAnsi="Brill"/>
           <w:lang w:val="es-ES"/>
         </w:rPr>
         <w:t>el</w:t>
@@ -587,23 +459,7 @@
       <w:proofErr w:type="spellEnd"/>
       <w:r>
         <w:rPr>
-          <w:rFonts w:ascii="Garamond" w:hAnsi="Garamond"/>
-          <w:lang w:val="es-ES"/>
-        </w:rPr>
-        <w:t xml:space="preserve"> su saber e </w:t>
-      </w:r>
-      <w:proofErr w:type="spellStart"/>
-      <w:r>
-        <w:rPr>
-          <w:rFonts w:ascii="Garamond" w:hAnsi="Garamond"/>
-          <w:lang w:val="es-ES"/>
-        </w:rPr>
-        <w:t>el</w:t>
-      </w:r>
-      <w:proofErr w:type="spellEnd"/>
-      <w:r>
-        <w:rPr>
-          <w:rFonts w:ascii="Garamond" w:hAnsi="Garamond"/>
+          <w:rFonts w:ascii="Brill" w:hAnsi="Brill"/>
           <w:lang w:val="es-ES"/>
         </w:rPr>
         <w:t xml:space="preserve"> su querer</w:t>
@@ -620,7 +476,7 @@
 </file>
 
 <file path=word/styles.xml><?xml version="1.0" encoding="utf-8"?>
-<w:styles xmlns:mc="http://schemas.openxmlformats.org/markup-compatibility/2006" xmlns:r="http://schemas.openxmlformats.org/officeDocument/2006/relationships" xmlns:w="http://schemas.openxmlformats.org/wordprocessingml/2006/main" xmlns:w14="http://schemas.microsoft.com/office/word/2010/wordml" xmlns:w15="http://schemas.microsoft.com/office/word/2012/wordml" xmlns:w16cex="http://schemas.microsoft.com/office/word/2018/wordml/cex" xmlns:w16cid="http://schemas.microsoft.com/office/word/2016/wordml/cid" xmlns:w16="http://schemas.microsoft.com/office/word/2018/wordml" xmlns:w16sdtdh="http://schemas.microsoft.com/office/word/2020/wordml/sdtdatahash" xmlns:w16se="http://schemas.microsoft.com/office/word/2015/wordml/symex" mc:Ignorable="w14 w15 w16se w16cid w16 w16cex w16sdtdh">
+<w:styles xmlns:mc="http://schemas.openxmlformats.org/markup-compatibility/2006" xmlns:r="http://schemas.openxmlformats.org/officeDocument/2006/relationships" xmlns:w="http://schemas.openxmlformats.org/wordprocessingml/2006/main" xmlns:w14="http://schemas.microsoft.com/office/word/2010/wordml" xmlns:w15="http://schemas.microsoft.com/office/word/2012/wordml" xmlns:w16cex="http://schemas.microsoft.com/office/word/2018/wordml/cex" xmlns:w16cid="http://schemas.microsoft.com/office/word/2016/wordml/cid" xmlns:w16="http://schemas.microsoft.com/office/word/2018/wordml" xmlns:w16du="http://schemas.microsoft.com/office/word/2023/wordml/word16du" xmlns:w16sdtdh="http://schemas.microsoft.com/office/word/2020/wordml/sdtdatahash" xmlns:w16sdtfl="http://schemas.microsoft.com/office/word/2024/wordml/sdtformatlock" xmlns:w16se="http://schemas.microsoft.com/office/word/2015/wordml/symex" mc:Ignorable="w14 w15 w16se w16cid w16 w16cex w16sdtdh w16sdtfl w16du">
   <w:docDefaults>
     <w:rPrDefault>
       <w:rPr>
